--- a/example_articles/occupations/Manufacturing/3.occupations_Manufacturing_New_York_Times.docx
+++ b/example_articles/occupations/Manufacturing/3.occupations_Manufacturing_New_York_Times.docx
@@ -7,9 +7,7 @@
         <w:pStyle w:val="Heading1"/>
       </w:pPr>
       <w:r>
-        <w:t>Review/Theater;</w:t>
-        <w:br/>
-        <w:t>Success and Failure In Black Struggle to Rise</w:t>
+        <w:t>BOOKS OF THE TIMES; They Wanted to Shape Up America</w:t>
       </w:r>
     </w:p>
     <w:p>
@@ -19,22 +17,22 @@
     </w:p>
     <w:p>
       <w:r>
-        <w:t>Date: 1992-12-03</w:t>
+        <w:t>Date: 2003-09-27</w:t>
       </w:r>
     </w:p>
     <w:p>
       <w:r>
-        <w:t>Section: Section C;; Section C; Page 18; Column 5; Cultural Desk; Column 5;; Review</w:t>
+        <w:t>Section: Section B; Column 1; Arts &amp; Ideas/Cultural Desk; Pg. 11</w:t>
       </w:r>
     </w:p>
     <w:p>
       <w:r>
-        <w:t>Source file: NYT/39.DOCX</w:t>
+        <w:t>Source file: NYT/24.DOCX</w:t>
       </w:r>
     </w:p>
     <w:p>
       <w:r>
-        <w:t>Raw occupations result, 'occupations': ['Manufacturing']</w:t>
+        <w:t>Raw occupations result, 'occupations': ['Other: Coal mining (Manufacturing/Extraction)']</w:t>
       </w:r>
     </w:p>
     <w:p>
@@ -51,43 +49,48 @@
     </w:p>
     <w:p>
       <w:r>
-        <w:t>"Pill Hill," by Samuel Kelley, is a penetrating study of the aspirations and defeats of a group of young working-class black men in Chicago. In this play (at Hartford Stage), we meet people who never have a chance for advancement and others who progress but are besieged by questions of guilt and responsibility. Those who succeed in "Pill Hill" pay a severe price, although some steadfastly refuse to acknowledge the consequences.</w:t>
+        <w:t>A Fierce Discontent -- Rise and Fall of the Progressive Movement in America, 1870-1920</w:t>
         <w:br/>
-        <w:t>Mr. Kelley (a recent graduate of the Yale School of Drama) also deals intelligently with the legal system, selling real-estate, and conflict between management and labor. The play is acted with an earthy authenticity by a cast that is finely tuned to the changes in the characters.</w:t>
+        <w:t>By Michael McGerr</w:t>
         <w:br/>
-        <w:t>The title refers to an upper-class black section of Chicago, the home of doctors and lawyers. We never see this neighborhood and do not learn much about it, but the image as a goal dominates the evening. The opposite of Pill Hill is the steel mill where the characters work. Repeatedly Mr. Kelley asks where his characters are headed and if they can arrive without being blinded by self-interest. In confronting problems of rising black professionals, "Pill Hill" raises issues similar to those in Richard Wesley's "Talented Tenth," among other plays.</w:t>
+        <w:t>395 pages. Free Press. $30.</w:t>
         <w:br/>
-        <w:t>The only character who achieves a measure of dignity is the oldest by one generation. Beaten down by his work in the mill, he finds a certain relief by returning to the South. The others, in a variety of ways, become shellshocked, even those who are able to mimic the values and acquire the possessions of white society.</w:t>
+        <w:t xml:space="preserve">     At the heart of progressivism, the early 20th-century reform movement, was a sense of outrage. The journalists, settlement house workers, academics, professionals, social workers and ministers who made up the movement were outraged at the squalid and deteriorating conditions of the urban poor, at the effects of civic corruption on the body politic and at the takeover of American democracy by the immigrant hordes and their crafty bosses in the nation's cities and by the newly enriched millionaires and their well-paid lobbyists in Washington. </w:t>
         <w:br/>
-        <w:t>Although the play leaves the friends in a state of bewilderment, Mr. Kelley arrives at this point through the use of humor and an agile delineation of character. Events occur over the decade from 1973 to 1983. When we meet this close-knit band, they all believe that the mill is simply a way station. The author knows, of course, that it is a trap.</w:t>
+        <w:t xml:space="preserve"> Michael McGerr, a professor of history at Indiana University, captures the defining ethos of the progressive movement in the aptly chosen title of his new book, "A Fierce Discontent." Rather than focusing exclusively on the progressives' discontent with the failures of democratic politics and the absence of meaningful laws to protect the nation's children, consumers and working people, Mr. McGerr shifts "the balance of the conventional narrative" to include the progressives' "less well-known, extrapolitical efforts to transform America and Americans." He represents progressivism as, above all, a middle-class movement dedicated to reshaping the values and behaviors of upper- and working-class Americans. </w:t>
         <w:br/>
-        <w:t>Joe (Jerome Preston Bates), the pivotal character, says he is going to work there just until he gets his next "two or three paychecks." Then he is going to fill out a college application. The last time he reiterates that statement, he is so defeated by his circumstances he can barely finish the sentence. Conversely, his best friend (A. Benard Cummings) has flown the entire distance. He is the first black lawyer in a high-powered firm and is on the fast track to becoming a partner. He has even learned to play golf but is still excluded from the country club.</w:t>
+        <w:t xml:space="preserve">The progressives campaigned for stricter divorce laws, they crusaded against the saloon and prostitution, and they did all they could to persuade the nation's youthand working people to steer clear of movie houses, dance halls and amusement parks, which they declared were dangerous for the same reason that they were so attractive: because they "promoted individualism and a more open sexuality." </w:t>
         <w:br/>
-        <w:t>As directed by Marion McClinton, the first act of this naturalistic play moves almost too swiftly. As the characters banter, it is difficult to differentiate individual traits and even to catch all the dialogue. This leads to initial confusion. At the same time, it accentuates the boisterous spirit, the feeling among these friends that all things are possible. Then the older character (Willis Burks 2d) recalls a terrifying encounter with racism, and in a shocking moment all optimism is undermined.</w:t>
+        <w:t xml:space="preserve">Because progressivism, as a social and reform movement, encompassed so many different objectives, historians have had enormous difficulty defining it coherently. Some have given up the task entirely, substituting description of a progressive "era" for analysis of a progressive "movement." Mr. McGerr evades such problems by collapsing regional, doctrinal, class, gender, racial and political distinctions into a broad definition of progressives and progressivism. </w:t>
         <w:br/>
-        <w:t>The play proceeds from here with an ironic awareness of life's roadblocks, some of them self-imposed, and the roles they are forced to assume. As the characters grow apart, they become increasingly self-conscious about their youthful friendships. Wisely, Mr. Kelley does not let anyone off the hook, including Mr. Bates's character, whose dreams are like his unread collection of great books. He covers them in plastic to keep them dust free.</w:t>
+        <w:t xml:space="preserve">It is refreshing to find a historian willing to transcend the disconnected identities that have become the scholars' stock in trade and take on the task of describing progressivism as a broad middle-class social movement. One wishes only that Mr. McGerr had paid a bit more attention to the discontinuities and conflicts within that movement. Progressivism was many different things to many different people, and Mr. McGerr tries too hard to find unity where there was discord. </w:t>
         <w:br/>
-        <w:t>In this three-act drama, there are moments that seem attenuated, and the lawyer's self-doubt as he faces a moral crisis comes too suddenly. That character, crucial to the narrative, needs further clarification. But this is a play of substance with a great deal to say about the plight of even the most enterprising men. "Pill Hill" has the aura of a shared life experience, truly told.</w:t>
+        <w:t xml:space="preserve">He identifies, for example, the campaign to segregate society as a quintessential progressive battle. While there is no denying that Southern progressives like Edgar Gardner Murphy were proponents of racial segregation, many prominent Northern progressives, W. E. B. DuBois and Jane Addams among them, were staunch opponents. On racial segregation, as on many other issues, there was no one progressive position. </w:t>
+        <w:br/>
+        <w:t xml:space="preserve">Mr. McGerr's penchant for generalization extends beyond his discussion of progressivism to encompass a broader middle class whose "distinctive approach to life" contrasts with those of the upper and working classes. While it is virtually impossible to understand American politics and society in the early 20th century without some sort of class analysis, social classes are not static groups that behave one way and speak in one voice. The "upper 10," which McGerr uses indiscriminately as a synonym for the upper class and for "wealthy Americans," was, for example, so hopelessly divided between new money and old that Mrs. William Astor had to hire the society arbiter Ward McAllister to draw up a list of who rightly belonged. </w:t>
+        <w:br/>
+        <w:t xml:space="preserve">The middle class was, at the same moment, undergoing its own internal struggles between established small-town elites and newly empowered professionals. To divide American society into unitary classes and assign each of them a particular ethos, individualism for the upper 10, association for the middle class and mutualism for the workers, is to do violence to the complexity of American society at the turn of the century. </w:t>
+        <w:br/>
+        <w:t xml:space="preserve">Thus in his interpretation of the 1902 coal strike in northeastern Pennsylvania he characterizes the mine owners' vicious strikebreaking tactics and refusal to recognize the United Mine Workers as part of "their battle against mutualism." Surely there are more productive ways to explain the early 20th-century war between capital and labor than as one between upper-class individualism and working-class mutualism. </w:t>
+        <w:br/>
+        <w:t xml:space="preserve">Mr. McGerr is correct in his emphasis on how the progressives recognized that as members of the middle class they were caught between capital and labor and could not escape unharmed from accelerating class warfare. "Well-meaning reformers" like Jane Addams "offered their services as mediators in labor disputes," he writes, arguing that they, unlike the businessmen on one side and the union leaders on the other, represented not a particular interest but the people as a whole. But neither side was interested in their efforts. Ultimately the progressives concluded that the growing power of big business posed the greatest danger to the social order, and so attempted to rein in that power. </w:t>
+        <w:br/>
+        <w:t xml:space="preserve">Here Mr. McGerr does acknowledge the lack of consensus among the progressives on how to achieve that goal and argues that as a result of their disagreement their potential impact was reduced. It is difficult, however, to believe that had every single progressive united behind a particular antitrust or regulatory program, that program would have been passed in the face of the overwhelming financial and political power exercised by big business and its representatives in Washington. </w:t>
+        <w:br/>
+        <w:t xml:space="preserve">Still, after looking back at what the progressives attempted and accomplished in their brief moment of triumph, one cannot help but agree with Mr. McGerr that, compared to the early 20th-century era of reform, "we live in a politically disappointing time." </w:t>
+        <w:br/>
+        <w:t>The author is, in the end, to be commended for recovering the vitality of the movement for radical reform that 100 years ago energized men and women to enter the public arena, united only by their middle-class status, their fierce discontent with the way things were and their faith that the future could be made brighter.</w:t>
+        <w:br/>
+        <w:br/>
+        <w:t>http://www.nytimes.com</w:t>
+        <w:br/>
+        <w:br/>
+        <w:t>Graphic</w:t>
+        <w:br/>
         <w:br/>
         <w:t xml:space="preserve"> </w:t>
         <w:br/>
-        <w:t>Pill Hill</w:t>
-        <w:br/>
-        <w:t>By Samuel Kelley; directed by Marion McClinton; set by James D. Sandefur; costumes by Paul Tazewell; lighting by Allen Lee Hughes; sound by David Budries; dramaturge, Rob Bundy; production stage manager, Barbara Reo. Presented by Hartford Stage, Mark Lamos, artistic director; David Hawkanson, managing director. At Hartford Stage, Hartford, Conn.</w:t>
-        <w:br/>
-        <w:t xml:space="preserve"> </w:t>
-        <w:br/>
-        <w:t>Joe . . . Jerome Preston Bates</w:t>
-        <w:br/>
-        <w:t>Ed . . . A. Benard Cummings</w:t>
-        <w:br/>
-        <w:t>Charlie . . . Willis Burks 2d</w:t>
-        <w:br/>
-        <w:t>Al . . . Eric A. Payne</w:t>
-        <w:br/>
-        <w:t>Scott . . . Keith Glover</w:t>
-        <w:br/>
-        <w:t>Tony . . . Rafeal Clements</w:t>
+        <w:t>Photo: Employing boys in coal mines was among the practices that progressives worked to stop. (Photo by Brown Brothers)</w:t>
       </w:r>
     </w:p>
     <w:sectPr>

--- a/example_articles/occupations/Manufacturing/3.occupations_Manufacturing_New_York_Times.docx
+++ b/example_articles/occupations/Manufacturing/3.occupations_Manufacturing_New_York_Times.docx
@@ -7,7 +7,9 @@
         <w:pStyle w:val="Heading1"/>
       </w:pPr>
       <w:r>
-        <w:t>BOOKS OF THE TIMES; They Wanted to Shape Up America</w:t>
+        <w:t>THE 1992 CAMPAIGN: Debate;</w:t>
+        <w:br/>
+        <w:t>Candidates Battle for Right to Call Themselves Friend of Middle Class</w:t>
       </w:r>
     </w:p>
     <w:p>
@@ -17,22 +19,22 @@
     </w:p>
     <w:p>
       <w:r>
-        <w:t>Date: 2003-09-27</w:t>
+        <w:t>Date: 1992-03-14</w:t>
       </w:r>
     </w:p>
     <w:p>
       <w:r>
-        <w:t>Section: Section B; Column 1; Arts &amp; Ideas/Cultural Desk; Pg. 11</w:t>
+        <w:t>Section: Section 1;; Section 1; Page 10; Column 5; National Desk; Column 5;</w:t>
       </w:r>
     </w:p>
     <w:p>
       <w:r>
-        <w:t>Source file: NYT/24.DOCX</w:t>
+        <w:t>Source file: NYT/23.DOCX</w:t>
       </w:r>
     </w:p>
     <w:p>
       <w:r>
-        <w:t>Raw occupations result, 'occupations': ['Other: Coal mining (Manufacturing/Extraction)']</w:t>
+        <w:t>Raw occupations result, 'occupations': ['Manufacturing']</w:t>
       </w:r>
     </w:p>
     <w:p>
@@ -49,40 +51,45 @@
     </w:p>
     <w:p>
       <w:r>
-        <w:t>A Fierce Discontent -- Rise and Fall of the Progressive Movement in America, 1870-1920</w:t>
+        <w:t>Gov. Bill Clinton of Arkansas tonight accused Paul E. Tsongas of trying to "pound these middle-class and lower middle-class people into the dirt" by suggesting that some Medicare benefits could be limited in the future and that a middle-income tax cut was unnecessary.</w:t>
         <w:br/>
-        <w:t>By Michael McGerr</w:t>
+        <w:t>In an hourlong debate broadcast by the local CBS affiliates here and in Detroit tonight, the Presidential Democratic candidates brought their attack advertising strategies to live television, but in an exchange that often descended into mere squabbling rather than confrontation.</w:t>
         <w:br/>
-        <w:t>395 pages. Free Press. $30.</w:t>
+        <w:t>"Imagine when there were six of us," Mr. Tsongas observed at one point.</w:t>
         <w:br/>
-        <w:t xml:space="preserve">     At the heart of progressivism, the early 20th-century reform movement, was a sense of outrage. The journalists, settlement house workers, academics, professionals, social workers and ministers who made up the movement were outraged at the squalid and deteriorating conditions of the urban poor, at the effects of civic corruption on the body politic and at the takeover of American democracy by the immigrant hordes and their crafty bosses in the nation's cities and by the newly enriched millionaires and their well-paid lobbyists in Washington. </w:t>
+        <w:t>For Mr. Tsongas and Edmund G. Brown Jr., the former Governor of California, the task was to tar Mr. Clinton, who enjoys advantages in organization and money-raising that were only enhanced by a string of Southern victories earlier this week in which he amassed more than 500 convention delegates in a single night.</w:t>
         <w:br/>
-        <w:t xml:space="preserve"> Michael McGerr, a professor of history at Indiana University, captures the defining ethos of the progressive movement in the aptly chosen title of his new book, "A Fierce Discontent." Rather than focusing exclusively on the progressives' discontent with the failures of democratic politics and the absence of meaningful laws to protect the nation's children, consumers and working people, Mr. McGerr shifts "the balance of the conventional narrative" to include the progressives' "less well-known, extrapolitical efforts to transform America and Americans." He represents progressivism as, above all, a middle-class movement dedicated to reshaping the values and behaviors of upper- and working-class Americans. </w:t>
+        <w:t xml:space="preserve"> </w:t>
         <w:br/>
-        <w:t xml:space="preserve">The progressives campaigned for stricter divorce laws, they crusaded against the saloon and prostitution, and they did all they could to persuade the nation's youthand working people to steer clear of movie houses, dance halls and amusement parks, which they declared were dangerous for the same reason that they were so attractive: because they "promoted individualism and a more open sexuality." </w:t>
+        <w:t>Tsongas Attacks Clinton</w:t>
         <w:br/>
-        <w:t xml:space="preserve">Because progressivism, as a social and reform movement, encompassed so many different objectives, historians have had enormous difficulty defining it coherently. Some have given up the task entirely, substituting description of a progressive "era" for analysis of a progressive "movement." Mr. McGerr evades such problems by collapsing regional, doctrinal, class, gender, racial and political distinctions into a broad definition of progressives and progressivism. </w:t>
+        <w:t xml:space="preserve"> For Mr. Clinton, the strategy was to cast himself as the only true friend of the working class, an assertion Mr. Tsongas sought to tear down by saying that Mr. Clinton has made too many promises and provided too few practical ways to pay for it.</w:t>
         <w:br/>
-        <w:t xml:space="preserve">It is refreshing to find a historian willing to transcend the disconnected identities that have become the scholars' stock in trade and take on the task of describing progressivism as a broad middle-class social movement. One wishes only that Mr. McGerr had paid a bit more attention to the discontinuities and conflicts within that movement. Progressivism was many different things to many different people, and Mr. McGerr tries too hard to find unity where there was discord. </w:t>
+        <w:t>The former Massachusetts Senator said that Mr. Clinton's record as Governor of Arkansas proved that he had only raised taxes and been unable to improve the lot of citizens in his home state during the 11 years he had served as its chief executive.</w:t>
         <w:br/>
-        <w:t xml:space="preserve">He identifies, for example, the campaign to segregate society as a quintessential progressive battle. While there is no denying that Southern progressives like Edgar Gardner Murphy were proponents of racial segregation, many prominent Northern progressives, W. E. B. DuBois and Jane Addams among them, were staunch opponents. On racial segregation, as on many other issues, there was no one progressive position. </w:t>
+        <w:t>"In terms of the taxes in Arkansas, the taxes that were raised were on gasoline, mobile homes, groceries," Mr. Tsongas said. "So the argument that we're protecting the poor doesn't wash."</w:t>
         <w:br/>
-        <w:t xml:space="preserve">Mr. McGerr's penchant for generalization extends beyond his discussion of progressivism to encompass a broader middle class whose "distinctive approach to life" contrasts with those of the upper and working classes. While it is virtually impossible to understand American politics and society in the early 20th century without some sort of class analysis, social classes are not static groups that behave one way and speak in one voice. The "upper 10," which McGerr uses indiscriminately as a synonym for the upper class and for "wealthy Americans," was, for example, so hopelessly divided between new money and old that Mrs. William Astor had to hire the society arbiter Ward McAllister to draw up a list of who rightly belonged. </w:t>
+        <w:t xml:space="preserve"> </w:t>
         <w:br/>
-        <w:t xml:space="preserve">The middle class was, at the same moment, undergoing its own internal struggles between established small-town elites and newly empowered professionals. To divide American society into unitary classes and assign each of them a particular ethos, individualism for the upper 10, association for the middle class and mutualism for the workers, is to do violence to the complexity of American society at the turn of the century. </w:t>
+        <w:t>Brown Touts Tax Proposal</w:t>
         <w:br/>
-        <w:t xml:space="preserve">Thus in his interpretation of the 1902 coal strike in northeastern Pennsylvania he characterizes the mine owners' vicious strikebreaking tactics and refusal to recognize the United Mine Workers as part of "their battle against mutualism." Surely there are more productive ways to explain the early 20th-century war between capital and labor than as one between upper-class individualism and working-class mutualism. </w:t>
+        <w:t xml:space="preserve"> He called Mr. Clinton's proposal to reduce taxes for the middle class the Democrat Party's "own version of voodoo economics."</w:t>
         <w:br/>
-        <w:t xml:space="preserve">Mr. McGerr is correct in his emphasis on how the progressives recognized that as members of the middle class they were caught between capital and labor and could not escape unharmed from accelerating class warfare. "Well-meaning reformers" like Jane Addams "offered their services as mediators in labor disputes," he writes, arguing that they, unlike the businessmen on one side and the union leaders on the other, represented not a particular interest but the people as a whole. But neither side was interested in their efforts. Ultimately the progressives concluded that the growing power of big business posed the greatest danger to the social order, and so attempted to rein in that power. </w:t>
+        <w:t>"At some point there has to be discipline in this system so we bring down the deficit," Mr. Tsongas said.</w:t>
         <w:br/>
-        <w:t xml:space="preserve">Here Mr. McGerr does acknowledge the lack of consensus among the progressives on how to achieve that goal and argues that as a result of their disagreement their potential impact was reduced. It is difficult, however, to believe that had every single progressive united behind a particular antitrust or regulatory program, that program would have been passed in the face of the overwhelming financial and political power exercised by big business and its representatives in Washington. </w:t>
+        <w:t>For his part, Mr. Brown said his proposal for a 13 percent flat tax would simplify the tax code and eliminate what he called the "banquet feast of corruption" that grows out of complicated tax laws.</w:t>
         <w:br/>
-        <w:t xml:space="preserve">Still, after looking back at what the progressives attempted and accomplished in their brief moment of triumph, one cannot help but agree with Mr. McGerr that, compared to the early 20th-century era of reform, "we live in a politically disappointing time." </w:t>
+        <w:t>"You can give people training and targeted investments to business and all the education you want until the cows come home," Mr. Brown said. Working people, he said, need power.</w:t>
         <w:br/>
-        <w:t>The author is, in the end, to be commended for recovering the vitality of the movement for radical reform that 100 years ago energized men and women to enter the public arena, united only by their middle-class status, their fierce discontent with the way things were and their faith that the future could be made brighter.</w:t>
+        <w:t>Mr. Tsongas also questioned Mr. Clinton's position on the Persian Gulf war. Mr. Clinton has said he supported the use of force against Iraq, but he has also said that he favored keeping sanctions in place longer.</w:t>
         <w:br/>
+        <w:t>The candidates competed for the right to name themselves the friend of the working class in a debate that was televised in two states that have borne much of the brunt of declining job growth in manufacturing industries.</w:t>
         <w:br/>
-        <w:t>http://www.nytimes.com</w:t>
+        <w:t>But they also lost little opportunity to repeat their criticisms of each other at every turn by taking charge of a debate format that was designed to allow them to question each other. Mr. Clinton, for instance, asked Mr. Brown at one point if he felt a nickel-a-gallon gasoline tax that Mr. Tsongas has proposed would be the best way to end dependence on foreign oil.</w:t>
+        <w:br/>
+        <w:t>"Who is that question for?" Mr. Tsongas interjected sardonically.</w:t>
+        <w:br/>
+        <w:t>Mr. Tsongas took his veiled swipes as well, on one occasion saying that he is running for President for a "purpose," not for "ambition," as he has criticized Mr. Clinton for in the past.</w:t>
         <w:br/>
         <w:br/>
         <w:t>Graphic</w:t>
@@ -90,7 +97,7 @@
         <w:br/>
         <w:t xml:space="preserve"> </w:t>
         <w:br/>
-        <w:t>Photo: Employing boys in coal mines was among the practices that progressives worked to stop. (Photo by Brown Brothers)</w:t>
+        <w:t>Photo: Paul E. Tsongas being greeted by a supporter's child as the candidate visited a restaurant yesterday while campaigning in Chicago. (Agence France-Presse)</w:t>
       </w:r>
     </w:p>
     <w:sectPr>

--- a/example_articles/occupations/Manufacturing/3.occupations_Manufacturing_New_York_Times.docx
+++ b/example_articles/occupations/Manufacturing/3.occupations_Manufacturing_New_York_Times.docx
@@ -7,9 +7,7 @@
         <w:pStyle w:val="Heading1"/>
       </w:pPr>
       <w:r>
-        <w:t>THE 1992 CAMPAIGN: Debate;</w:t>
-        <w:br/>
-        <w:t>Candidates Battle for Right to Call Themselves Friend of Middle Class</w:t>
+        <w:t>A Match Made in MAGA: How a Friendship Helped J.D. Vance Land on Trump's V.P. List</w:t>
       </w:r>
     </w:p>
     <w:p>
@@ -19,17 +17,17 @@
     </w:p>
     <w:p>
       <w:r>
-        <w:t>Date: 1992-03-14</w:t>
+        <w:t>Date: 2024-04-27</w:t>
       </w:r>
     </w:p>
     <w:p>
       <w:r>
-        <w:t>Section: Section 1;; Section 1; Page 10; Column 5; National Desk; Column 5;</w:t>
+        <w:t>Section: US; politics</w:t>
       </w:r>
     </w:p>
     <w:p>
       <w:r>
-        <w:t>Source file: NYT/23.DOCX</w:t>
+        <w:t>Source file: NYT/4.DOCX</w:t>
       </w:r>
     </w:p>
     <w:p>
@@ -51,53 +49,101 @@
     </w:p>
     <w:p>
       <w:r>
-        <w:t>Gov. Bill Clinton of Arkansas tonight accused Paul E. Tsongas of trying to "pound these middle-class and lower middle-class people into the dirt" by suggesting that some Medicare benefits could be limited in the future and that a middle-income tax cut was unnecessary.</w:t>
+        <w:t>It was just 43 days before the 2022 Republican primary in Ohio, and former President Donald J. Trump had yet to throw his weight behind a Senate candidate. J.D. Vance, a political novice competing in a packed field, had a huge problem.</w:t>
         <w:br/>
-        <w:t>In an hourlong debate broadcast by the local CBS affiliates here and in Detroit tonight, the Presidential Democratic candidates brought their attack advertising strategies to live television, but in an exchange that often descended into mere squabbling rather than confrontation.</w:t>
+        <w:t>He had publicly called Mr. Trump "loathsome" and an "idiot." Once, he described him as "cultural heroin."</w:t>
         <w:br/>
-        <w:t>"Imagine when there were six of us," Mr. Tsongas observed at one point.</w:t>
+        <w:t>Then came an unexpected lifeline. "Enough with the lies being told about this guy," Donald Trump Jr., the former president's son, wrote on Twitter, assuring his followers that Mr. Vance had become a fan of his father. A month later, encouraged by his son, the elder Mr. Trump endorsed Mr. Vance.</w:t>
         <w:br/>
-        <w:t>For Mr. Tsongas and Edmund G. Brown Jr., the former Governor of California, the task was to tar Mr. Clinton, who enjoys advantages in organization and money-raising that were only enhanced by a string of Southern victories earlier this week in which he amassed more than 500 convention delegates in a single night.</w:t>
+        <w:t>Today, Mr. Vance is one of the former president's most reliable allies and a leader of a band of Republicans pushing Senate Republicans to the right. And his star has only continued to rise: Mr. Vance is on the list of Mr. Trump's possible running mates, according to two people familiar with the discussions.</w:t>
         <w:br/>
-        <w:t xml:space="preserve"> </w:t>
+        <w:t>In no small part, Mr. Vance owes his quick ascent into the Trump orbit to his unlikely friendship and ideological kinship with the former president's oldest son. They text or talk nearly daily and try to meet up if they are in the same city, according to people who know them both. They are a social-media tag team, often reposting each other's messages.</w:t>
         <w:br/>
-        <w:t>Tsongas Attacks Clinton</w:t>
+        <w:t>Although he has stressed that the choice of a running mate is his father's decision alone, Mr. Trump has said he would be happy with Mr. Vance on the G.O.P. ticket.</w:t>
         <w:br/>
-        <w:t xml:space="preserve"> For Mr. Clinton, the strategy was to cast himself as the only true friend of the working class, an assertion Mr. Tsongas sought to tear down by saying that Mr. Clinton has made too many promises and provided too few practical ways to pay for it.</w:t>
+        <w:t>The friendship is among the MAGA movement's more unusual pairings. Mr. Vance, 39, is a self-made man who had a fatherless childhood. Mr. Trump, 46, has been at the right hand of his billionaire father his whole life.</w:t>
         <w:br/>
-        <w:t>The former Massachusetts Senator said that Mr. Clinton's record as Governor of Arkansas proved that he had only raised taxes and been unable to improve the lot of citizens in his home state during the 11 years he had served as its chief executive.</w:t>
+        <w:t>Mr. Vance is wonky and well-spoken, a Yale Law School graduate and memoirist regarded as an intellectual standard-bearer for Trumpism. The former president's son is sarcastic and foul-mouthed, a sharper reader of people than of policy papers and a political weather vane for his father.</w:t>
         <w:br/>
-        <w:t>"In terms of the taxes in Arkansas, the taxes that were raised were on gasoline, mobile homes, groceries," Mr. Tsongas said. "So the argument that we're protecting the poor doesn't wash."</w:t>
+        <w:t>But the men share right-wing, nationalist politics and a vision for how the Republican Party should root out vestiges of old elites. In some ways, they represent the ego and id of the MAGA movement and, some Republican strategists argue, its next wave of insurgency.</w:t>
         <w:br/>
-        <w:t xml:space="preserve"> </w:t>
+        <w:t>Kevin D. Roberts, the president of the Heritage Foundation, a conservative think tank, said that for voters seeking a next-generation leader, there was virtually "no one like Senator Vance." Those same voters look up to Donald Trump Jr., he said. "They know both men."</w:t>
         <w:br/>
-        <w:t>Brown Touts Tax Proposal</w:t>
+        <w:t>Mr. Vance declined to be interviewed for this article. The younger Mr. Trump said in a statement: "In the world of politics you make a lot of acquaintances, but there are very few actual friends. J.D. has become a close friend of mine, and I'm a big supporter of everything he's been doing policywise to put America First in the Senate."</w:t>
         <w:br/>
-        <w:t xml:space="preserve"> He called Mr. Clinton's proposal to reduce taxes for the middle class the Democrat Party's "own version of voodoo economics."</w:t>
+        <w:t>As the former president narrows his list of running mates, with his eldest son as an informal adviser, personal loyalty is surely a factor. Mr. Trump has insisted that his former vice president, Mike Pence, betrayed him by refusing to allow him and his allies to manipulate the results of the 2020 election in his favor.</w:t>
         <w:br/>
-        <w:t>"At some point there has to be discipline in this system so we bring down the deficit," Mr. Tsongas said.</w:t>
+        <w:t>Mr. Vance has made clear that he is no Mr. Pence. He has claimed that the 2020 election was blighted by widespread fraud, an allegation that has been repeatedly and thoroughly debunked.</w:t>
         <w:br/>
-        <w:t>For his part, Mr. Brown said his proposal for a 13 percent flat tax would simplify the tax code and eliminate what he called the "banquet feast of corruption" that grows out of complicated tax laws.</w:t>
+        <w:t>He told ABC News this February that had he been vice president in January 2021, he would have allowed Congress to consider fraudulent slates of pro-Trump electors before certifying the election, a scheme meant to disrupt the transfer of power after Joseph R. Biden Jr. won the presidency.</w:t>
         <w:br/>
-        <w:t>"You can give people training and targeted investments to business and all the education you want until the cows come home," Mr. Brown said. Working people, he said, need power.</w:t>
+        <w:t>Mr. Vance's allegiance to the former president is relatively new, but friends say it is deep. In his memoir, Mr. Vance wrote that his upbringing taught him to value "loyalty, honor and toughness."</w:t>
         <w:br/>
-        <w:t>Mr. Tsongas also questioned Mr. Clinton's position on the Persian Gulf war. Mr. Clinton has said he supported the use of force against Iraq, but he has also said that he favored keeping sanctions in place longer.</w:t>
+        <w:t>The former president helped him edge out his primary opponents, when he could have stood aside. The senator "is an intensely, personally loyal guy," said Luke Thompson, a close friend who ran the super PAC that backed Mr. Vance's campaign.</w:t>
         <w:br/>
-        <w:t>The candidates competed for the right to name themselves the friend of the working class in a debate that was televised in two states that have borne much of the brunt of declining job growth in manufacturing industries.</w:t>
+        <w:t>Striking contrasts</w:t>
         <w:br/>
-        <w:t>But they also lost little opportunity to repeat their criticisms of each other at every turn by taking charge of a debate format that was designed to allow them to question each other. Mr. Clinton, for instance, asked Mr. Brown at one point if he felt a nickel-a-gallon gasoline tax that Mr. Tsongas has proposed would be the best way to end dependence on foreign oil.</w:t>
+        <w:t>It is hard to overstate the gap in backgrounds between Mr. Vance and Donald Trump Jr. Mr. Vance grew up in Middletown, Ohio, a steel mill town, and moved six times in as many years before his grandmother took him in as a teenager.</w:t>
         <w:br/>
-        <w:t>"Who is that question for?" Mr. Tsongas interjected sardonically.</w:t>
+        <w:t>Mr. Vance's name tracks his childhood upheaval. He was born James Donald Bowman, after his father, Donald Bowman, who surrendered him for adoption when he was 6. His mother, who battled drug addiction for years, renamed him James David Hamel, erasing his father's names and substituting the surname of his stepfather, one in a string of fast-disappearing father figures. Mr. Vance later adopted his grandmother's surname.</w:t>
         <w:br/>
-        <w:t>Mr. Tsongas took his veiled swipes as well, on one occasion saying that he is running for President for a "purpose," not for "ambition," as he has criticized Mr. Clinton for in the past.</w:t>
+        <w:t>Mr. Vance wrote that his mother once threatened to crash their car and kill them both. He watched as she was driven away in handcuffs in the back of a police car. "I have never felt so lonely," he wrote in his book, "Hillbilly Elegy: A Memoir of a Family and Culture in Crisis."</w:t>
         <w:br/>
+        <w:t>Mr. Trump's home was a luxury apartment at the top of a Manhattan tower with his father's name on it. In his memoir, "Triggered: How the Left Thrives on Hate and Wants to Silence Us," he recounted how his mother, Ivana Trump, tried to order a glass of chardonnay at a Taco Bell when dropping him off at boarding school in a small Pennsylvania town. News of the incident spread to his new schoolmates.</w:t>
         <w:br/>
-        <w:t>Graphic</w:t>
+        <w:t>"Really awesome, Mom. Thanks," he wrote.</w:t>
         <w:br/>
+        <w:t>Politically, they were also far apart, even as late as 2017. Mr. Trump was one of his father's most tireless cheerleaders in his first run for president, echoing his father's hard-line rhetoric and relishing every opportunity to slam liberals.</w:t>
         <w:br/>
-        <w:t xml:space="preserve"> </w:t>
+        <w:t>Mr. Vance was a former Marine, a venture capitalist and a conservative Republican who was appalled by candidate Trump. In early 2016, he texted a former Yale roommate that he feared Mr. Trump could be "America's Hitler." Publicly, he said that Mr. Trump's policy proposals "range from immoral to absurd."</w:t>
         <w:br/>
-        <w:t>Photo: Paul E. Tsongas being greeted by a supporter's child as the candidate visited a restaurant yesterday while campaigning in Chicago. (Agence France-Presse)</w:t>
+        <w:t>He voted for an independent candidate for president.</w:t>
+        <w:br/>
+        <w:t>Walking it back, with help</w:t>
+        <w:br/>
+        <w:t>After Mr. Trump's victory, pundits celebrated Mr. Vance's book as a key to understanding the discontent of white working-class voters who had swung the election. Mr. Vance became an overnight media celebrity.</w:t>
+        <w:br/>
+        <w:t>In those days, he held up former President Barack Obama, who also grew up fatherless, as a role model. Mr. Obama was someone "whose history looked something like mine but whose future contained something I wanted," he wrote in a New York Times opinion essay in January 2017.</w:t>
+        <w:br/>
+        <w:t>But Mr. Vance's memoir also reveals his pragmatic approach to self-advancement. He wanted to finish college faster, so he doubled his course load. Because the parents of "rich kids" in his hometown were either lawyers or doctors, he wrote, he went to law school. To get Y, do X.</w:t>
+        <w:br/>
+        <w:t>In a Time magazine interview shortly after he announced his Senate run in July 2021, Mr. Vance acknowledged a similar calculus in his conversion from a Never Trumper to a Trump admirer. Mr. Trump is "the leader of this movement," he said then, "and if I actually care about these people and the things I say I care about, I need to just suck it up and support him."</w:t>
+        <w:br/>
+        <w:t>Mr. Vance deleted his anti-Trump tweets. He became a regular figure on Tucker Carlson's show on Fox News, of which the former president was an avid viewer. He hired an adviser to Donald Trump Jr. to help run his campaign. He began working through intermediaries to lobby the former president for an endorsement.</w:t>
+        <w:br/>
+        <w:t>One of the first was Charlie Kirk, a young activist who had carried Donald Trump Jr.'s bags and booked his flights during the 2016 campaign. Mr. Kirk's group, Turning Point U.S.A., had since built up an impressive following of Republican conservatives.</w:t>
+        <w:br/>
+        <w:t>In early 2021, Mr. Kirk texted an adviser to Donald Trump Jr. about Mr. Vance's political promise, according to a person familiar with the exchange. Mr. Trump's response was encouraging: He had read "Hillbilly Elegy," he said, and he loved it.</w:t>
+        <w:br/>
+        <w:t>That March, Mr. Vance made a pilgrimage to Mar-a-Lago, the former president's private club in Palm Beach, Fla., to seek his endorsement. Donald Trump Jr. also attended the meeting, as did Peter Thiel, the Silicon Valley billionaire who was bankrolling Mr. Vance's campaign.</w:t>
+        <w:br/>
+        <w:t>Mr. Vance did not get what he wanted, but he left hopeful that the elder Mr. Trump would at least keep an eye on his race. Mr. Vance was good-looking, the former president later noted, according to people familiar with Mr. Trump's reaction, but his opponents were clobbering Mr. Vance with his previous anti-Trump remarks.</w:t>
+        <w:br/>
+        <w:t>Donald Trump Jr. was not put off by Mr. Vance's U-turn. "Guess who else didn't like Trump in 2016? Everybody," he said later. Mr. Vance was at least "consistent and intellectually honest" about why, he said.</w:t>
+        <w:br/>
+        <w:t>A fighter for Trump in the Senate</w:t>
+        <w:br/>
+        <w:t>People close to both men said their friendship blossomed after Mr. Vance joined the Senate in January 2023. Since then, the public signs of their mutual appreciation have been frequent. Mr. Trump often praises Mr. Vance on social media and on his podcast on Rumble, a right-leaning social media site. (Mr. Vance's venture capital firm has invested in the platform.)</w:t>
+        <w:br/>
+        <w:t>"We need every GOP Senator to be @JDVance1," Mr. Trump wrote last December.</w:t>
+        <w:br/>
+        <w:t>Indeed, Mr. Vance is both an energetic, vocal ally to the former president, and one of the leaders of a bloc of roughly a dozen Republican senators who have tried to push the Senate in a more isolationist and Trumpist direction, often clashing with Senator Mitch McConnell, the minority leader.</w:t>
+        <w:br/>
+        <w:t>Mr. Vance worked hard, though unsuccessfully, to stop a $60 billion aid package for Ukraine's war against Russia's invasion. For 10 months, he has blocked Biden administration nominees to top Justice Department posts to protest Mr. Trump's felony indictment on charges of mishandling classified documents.</w:t>
+        <w:br/>
+        <w:t>He has also said that should the former president be elected again, he should fire "every single midlevel bureaucrat" and "replace them with our people." If stopped by legal orders, he should dare judges to enforce them, he said.</w:t>
+        <w:br/>
+        <w:t>David Frum, a Trump critic and a former speechwriter for President George W. Bush who has known Mr. Vance for years, described the senator as an intelligent man with an extraordinary life story who has "sunk to the depths of political degradation."</w:t>
+        <w:br/>
+        <w:t>But his stances have been applauded by Mr. Trump, who said a willingness to push political boundaries would be a key attribute for his father's running mate.</w:t>
+        <w:br/>
+        <w:t>While he was not the only one who could fit that bill, "I'd love to see a J.D. Vance," the younger Mr. Trump told Newsmax in January. "You actually need a fighter."</w:t>
+        <w:br/>
+        <w:t>Ryan Mac contributed reporting. Kitty Bennett and Susan C. Beachy contributed research.</w:t>
+        <w:br/>
+        <w:t xml:space="preserve">Ryan Mac contributed reporting. Kitty Bennett and Susan C. Beachy contributed research. </w:t>
+        <w:br/>
+        <w:t>PHOTOS: Senator J.D. Vance has established himself as a reliable ally for former President Donald J. Trump, who endorsed him for his 2022 race in Ohio. At right, Mr. Vance on a bus tour through the Midwest. (PHOTOGRAPHS BY MADDIE MCGARVEY FOR THE NEW YORK TIMES; BRIAN KAISER FOR THE NEW YORK TIMES; ANDREW SPEAR FOR THE NEW YORK TIMES); Mr. Vance, who was once a Never Trumper, owes his quick ascent into the Trump orbit to his unexpected relationship and ideological kinship with the former president's oldest son, Donald Trump Jr., above. At left, the elder Mr. Trump with Mr. Vance during a campaign rally in Vandalia, Ohio, last month. (PHOTOGRAPHS BY GAELEN MORSE/REUTERS; JEFF DEAN/ASSOCIATED PRESS); Mr. Vance's memoir about growing up in Middletown, Ohio, above, said that his upbringing taught him to value loyalty. (PHOTOGRAPH BY MADDIE MCGARVEY FOR THE NEW YORK TIMES) (A18) This article appeared in print on page A1, A18.</w:t>
       </w:r>
     </w:p>
     <w:sectPr>
